--- a/exercises/lab_06_01/Lab Instructions.docx
+++ b/exercises/lab_06_01/Lab Instructions.docx
@@ -200,7 +200,7 @@
           <w:szCs w:val="24"/>
           <w:lang w:val="en-US"/>
         </w:rPr>
-        <w:t xml:space="preserve">Click </w:t>
+        <w:t xml:space="preserve">Upload main.py from this lab's folder into a new Python project in Replit, then click Run. You should see output showing total spending and one category (Groceries) flagged as over budget. Confirm this before moving on — you're documenting working code, not debugging it.</w:t>
       </w:r>
       <w:r>
         <w:rPr>
@@ -212,17 +212,17 @@
           <w:szCs w:val="24"/>
           <w:lang w:val="en-US"/>
         </w:rPr>
-        <w:t>Run</w:t>
-      </w:r>
-      <w:r>
-        <w:rPr>
-          <w:rFonts w:ascii="Aptos" w:hAnsi="Aptos" w:eastAsia="Aptos" w:cs="Aptos"/>
-          <w:noProof w:val="0"/>
-          <w:sz w:val="24"/>
-          <w:szCs w:val="24"/>
-          <w:lang w:val="en-US"/>
-        </w:rPr>
-        <w:t xml:space="preserve"> in Replit. You should see output showing total spending and one category (Groceries) flagged as over budget. Confirm this before moving on — you're documenting </w:t>
+        <w:t/>
+      </w:r>
+      <w:r>
+        <w:rPr>
+          <w:rFonts w:ascii="Aptos" w:hAnsi="Aptos" w:eastAsia="Aptos" w:cs="Aptos"/>
+          <w:noProof w:val="0"/>
+          <w:sz w:val="24"/>
+          <w:szCs w:val="24"/>
+          <w:lang w:val="en-US"/>
+        </w:rPr>
+        <w:t xml:space="preserve"/>
       </w:r>
       <w:r>
         <w:rPr>
@@ -234,17 +234,17 @@
           <w:szCs w:val="24"/>
           <w:lang w:val="en-US"/>
         </w:rPr>
-        <w:t>working</w:t>
-      </w:r>
-      <w:r>
-        <w:rPr>
-          <w:rFonts w:ascii="Aptos" w:hAnsi="Aptos" w:eastAsia="Aptos" w:cs="Aptos"/>
-          <w:noProof w:val="0"/>
-          <w:sz w:val="24"/>
-          <w:szCs w:val="24"/>
-          <w:lang w:val="en-US"/>
-        </w:rPr>
-        <w:t xml:space="preserve"> code, not debugging it.</w:t>
+        <w:t/>
+      </w:r>
+      <w:r>
+        <w:rPr>
+          <w:rFonts w:ascii="Aptos" w:hAnsi="Aptos" w:eastAsia="Aptos" w:cs="Aptos"/>
+          <w:noProof w:val="0"/>
+          <w:sz w:val="24"/>
+          <w:szCs w:val="24"/>
+          <w:lang w:val="en-US"/>
+        </w:rPr>
+        <w:t xml:space="preserve"/>
       </w:r>
     </w:p>
     <w:p xmlns:wp14="http://schemas.microsoft.com/office/word/2010/wordml" wp14:paraId="33F6DC8B" wp14:textId="6457139D">

--- a/exercises/lab_06_01/Lab Instructions.docx
+++ b/exercises/lab_06_01/Lab Instructions.docx
@@ -200,7 +200,7 @@
           <w:szCs w:val="24"/>
           <w:lang w:val="en-US"/>
         </w:rPr>
-        <w:t xml:space="preserve">Upload main.py from this lab's folder into a new Python project in Replit, then click Run. You should see output showing total spending and one category (Groceries) flagged as over budget. Confirm this before moving on — you're documenting working code, not debugging it.</w:t>
+        <w:t xml:space="preserve">Upload main.py from this lab's folder into a new Python project in Replit, then click Run. You should see output showing total spending and one category (Entertainment) flagged as over budget. Confirm this before moving on — you're documenting working code, not debugging it.</w:t>
       </w:r>
       <w:r>
         <w:rPr>
